--- a/Geschichte_11/Stunde_Kleisthenes/Mystery_Schnipsel_und_Hilfen.docx
+++ b/Geschichte_11/Stunde_Kleisthenes/Mystery_Schnipsel_und_Hilfen.docx
@@ -99,7 +99,7 @@
           <w:sz w:val="17"/>
           <w:szCs w:val="17"/>
         </w:rPr>
-        <w:t xml:space="preserve">Schneidet die Schnipsel an den gestrichelten Linien aus.</w:t>
+        <w:t xml:space="preserve">Schneidet die acht Abschnitte an den gestrichelten Linien aus.</w:t>
       </w:r>
     </w:p>
     <w:tbl>
@@ -121,7 +121,7 @@
       <w:tr>
         <w:trPr>
           <w:cantSplit/>
-          <w:trHeight w:val="1150" w:hRule="atLeast"/>
+          <w:trHeight w:val="2600" w:hRule="atLeast"/>
         </w:trPr>
         <w:tc>
           <w:tcPr>
@@ -133,28 +133,44 @@
               <w:right w:val="dashed" w:color="999999" w:sz="6"/>
             </w:tcBorders>
             <w:tcMar>
-              <w:top w:type="dxa" w:w="90"/>
-              <w:left w:type="dxa" w:w="140"/>
-              <w:bottom w:type="dxa" w:w="90"/>
-              <w:right w:type="dxa" w:w="140"/>
+              <w:top w:type="dxa" w:w="140"/>
+              <w:left w:type="dxa" w:w="180"/>
+              <w:bottom w:type="dxa" w:w="140"/>
+              <w:right w:type="dxa" w:w="180"/>
             </w:tcMar>
             <w:vAlign w:val="center"/>
           </w:tcPr>
           <w:p>
             <w:pPr>
+              <w:spacing w:after="80" w:before="0"/>
+            </w:pPr>
+            <w:r>
+              <w:rPr>
+                <w:rFonts w:ascii="Cambria" w:cs="Cambria" w:eastAsia="Cambria" w:hAnsi="Cambria"/>
+                <w:b/>
+                <w:bCs/>
+                <w:color w:val="AD4426"/>
+                <w:sz w:val="26"/>
+                <w:szCs w:val="26"/>
+              </w:rPr>
+              <w:t xml:space="preserve">1  </w:t>
+            </w:r>
+            <w:r>
+              <w:rPr>
+                <w:rFonts w:ascii="Cambria" w:cs="Cambria" w:eastAsia="Cambria" w:hAnsi="Cambria"/>
+                <w:b/>
+                <w:bCs/>
+                <w:color w:val="2B2318"/>
+                <w:sz w:val="23"/>
+                <w:szCs w:val="23"/>
+              </w:rPr>
+              <w:t xml:space="preserve">Zehn neue Phylen</w:t>
+            </w:r>
+          </w:p>
+          <w:p>
+            <w:pPr>
               <w:spacing w:after="0" w:before="0"/>
             </w:pPr>
-            <w:r>
-              <w:rPr>
-                <w:rFonts w:ascii="Cambria" w:cs="Cambria" w:eastAsia="Cambria" w:hAnsi="Cambria"/>
-                <w:b/>
-                <w:bCs/>
-                <w:color w:val="AD4426"/>
-                <w:sz w:val="24"/>
-                <w:szCs w:val="24"/>
-              </w:rPr>
-              <w:t xml:space="preserve">1   </w:t>
-            </w:r>
             <w:r>
               <w:rPr>
                 <w:rFonts w:ascii="Calibri" w:cs="Calibri" w:eastAsia="Calibri" w:hAnsi="Calibri"/>
@@ -162,7 +178,7 @@
                 <w:sz w:val="21"/>
                 <w:szCs w:val="21"/>
               </w:rPr>
-              <w:t xml:space="preserve">Die Anhänger von Lysias' Nachbarn wohnen in vielen Dörfern des Binnenlandes. Nach der Reform gehören diese Dörfer zu verschiedenen Phylen.</w:t>
+              <w:t xml:space="preserve">Aus den Trittyen bildet Kleisthenes zehn neue Phylen. Jede Phyle bekommt durch das Los je eine Trittys aus der Stadt, eine von der Küste und eine aus dem Binnenland. Die Anhänger von Lysias' Nachbarn wohnen in vielen Dörfern des Binnenlandes – nach der Reform gehören diese Dörfer zu verschiedenen Phylen.</w:t>
             </w:r>
           </w:p>
         </w:tc>
@@ -176,28 +192,44 @@
               <w:right w:val="dashed" w:color="999999" w:sz="6"/>
             </w:tcBorders>
             <w:tcMar>
-              <w:top w:type="dxa" w:w="90"/>
-              <w:left w:type="dxa" w:w="140"/>
-              <w:bottom w:type="dxa" w:w="90"/>
-              <w:right w:type="dxa" w:w="140"/>
+              <w:top w:type="dxa" w:w="140"/>
+              <w:left w:type="dxa" w:w="180"/>
+              <w:bottom w:type="dxa" w:w="140"/>
+              <w:right w:type="dxa" w:w="180"/>
             </w:tcMar>
             <w:vAlign w:val="center"/>
           </w:tcPr>
           <w:p>
             <w:pPr>
+              <w:spacing w:after="80" w:before="0"/>
+            </w:pPr>
+            <w:r>
+              <w:rPr>
+                <w:rFonts w:ascii="Cambria" w:cs="Cambria" w:eastAsia="Cambria" w:hAnsi="Cambria"/>
+                <w:b/>
+                <w:bCs/>
+                <w:color w:val="AD4426"/>
+                <w:sz w:val="26"/>
+                <w:szCs w:val="26"/>
+              </w:rPr>
+              <w:t xml:space="preserve">2  </w:t>
+            </w:r>
+            <w:r>
+              <w:rPr>
+                <w:rFonts w:ascii="Cambria" w:cs="Cambria" w:eastAsia="Cambria" w:hAnsi="Cambria"/>
+                <w:b/>
+                <w:bCs/>
+                <w:color w:val="2B2318"/>
+                <w:sz w:val="23"/>
+                <w:szCs w:val="23"/>
+              </w:rPr>
+              <w:t xml:space="preserve">Das Ende der Tyrannis</w:t>
+            </w:r>
+          </w:p>
+          <w:p>
+            <w:pPr>
               <w:spacing w:after="0" w:before="0"/>
             </w:pPr>
-            <w:r>
-              <w:rPr>
-                <w:rFonts w:ascii="Cambria" w:cs="Cambria" w:eastAsia="Cambria" w:hAnsi="Cambria"/>
-                <w:b/>
-                <w:bCs/>
-                <w:color w:val="AD4426"/>
-                <w:sz w:val="24"/>
-                <w:szCs w:val="24"/>
-              </w:rPr>
-              <w:t xml:space="preserve">2   </w:t>
-            </w:r>
             <w:r>
               <w:rPr>
                 <w:rFonts w:ascii="Calibri" w:cs="Calibri" w:eastAsia="Calibri" w:hAnsi="Calibri"/>
@@ -205,7 +237,7 @@
                 <w:sz w:val="21"/>
                 <w:szCs w:val="21"/>
               </w:rPr>
-              <w:t xml:space="preserve">In der Volksversammlung wird offen mit Handzeichen abgestimmt. Jeder sieht, wie sein Nachbar stimmt.</w:t>
+              <w:t xml:space="preserve">510 v. Chr. wird der Tyrann Hippias aus Athen vertrieben. Danach kämpfen zwei Adlige um die Führung: Isagoras und Kleisthenes aus der Familie der Alkmeoniden. Um gegen Isagoras zu gewinnen, sucht Kleisthenes die Unterstützung des Volkes.</w:t>
             </w:r>
           </w:p>
         </w:tc>
@@ -213,7 +245,7 @@
       <w:tr>
         <w:trPr>
           <w:cantSplit/>
-          <w:trHeight w:val="1150" w:hRule="atLeast"/>
+          <w:trHeight w:val="2600" w:hRule="atLeast"/>
         </w:trPr>
         <w:tc>
           <w:tcPr>
@@ -225,28 +257,44 @@
               <w:right w:val="dashed" w:color="999999" w:sz="6"/>
             </w:tcBorders>
             <w:tcMar>
-              <w:top w:type="dxa" w:w="90"/>
-              <w:left w:type="dxa" w:w="140"/>
-              <w:bottom w:type="dxa" w:w="90"/>
-              <w:right w:type="dxa" w:w="140"/>
+              <w:top w:type="dxa" w:w="140"/>
+              <w:left w:type="dxa" w:w="180"/>
+              <w:bottom w:type="dxa" w:w="140"/>
+              <w:right w:type="dxa" w:w="180"/>
             </w:tcMar>
             <w:vAlign w:val="center"/>
           </w:tcPr>
           <w:p>
             <w:pPr>
+              <w:spacing w:after="80" w:before="0"/>
+            </w:pPr>
+            <w:r>
+              <w:rPr>
+                <w:rFonts w:ascii="Cambria" w:cs="Cambria" w:eastAsia="Cambria" w:hAnsi="Cambria"/>
+                <w:b/>
+                <w:bCs/>
+                <w:color w:val="AD4426"/>
+                <w:sz w:val="26"/>
+                <w:szCs w:val="26"/>
+              </w:rPr>
+              <w:t xml:space="preserve">3  </w:t>
+            </w:r>
+            <w:r>
+              <w:rPr>
+                <w:rFonts w:ascii="Cambria" w:cs="Cambria" w:eastAsia="Cambria" w:hAnsi="Cambria"/>
+                <w:b/>
+                <w:bCs/>
+                <w:color w:val="2B2318"/>
+                <w:sz w:val="23"/>
+                <w:szCs w:val="23"/>
+              </w:rPr>
+              <w:t xml:space="preserve">Ein Mittel gegen Tyrannen</w:t>
+            </w:r>
+          </w:p>
+          <w:p>
+            <w:pPr>
               <w:spacing w:after="0" w:before="0"/>
             </w:pPr>
-            <w:r>
-              <w:rPr>
-                <w:rFonts w:ascii="Cambria" w:cs="Cambria" w:eastAsia="Cambria" w:hAnsi="Cambria"/>
-                <w:b/>
-                <w:bCs/>
-                <w:color w:val="AD4426"/>
-                <w:sz w:val="24"/>
-                <w:szCs w:val="24"/>
-              </w:rPr>
-              <w:t xml:space="preserve">3   </w:t>
-            </w:r>
             <w:r>
               <w:rPr>
                 <w:rFonts w:ascii="Calibri" w:cs="Calibri" w:eastAsia="Calibri" w:hAnsi="Calibri"/>
@@ -254,7 +302,7 @@
                 <w:sz w:val="21"/>
                 <w:szCs w:val="21"/>
               </w:rPr>
-              <w:t xml:space="preserve">Lysias baut auf seinen Feldern Oliven und Gerste an.</w:t>
+              <w:t xml:space="preserve">Mit dem Ostrakismos (Scherbengericht) kann das Volk einen Mann, der zu mächtig wird, für zehn Jahre aus Athen verbannen. Jeder Bürger ritzt dazu einen Namen auf eine Tonscherbe. Vermögen und Bürgerrecht behält der Verbannte.</w:t>
             </w:r>
           </w:p>
         </w:tc>
@@ -268,28 +316,44 @@
               <w:right w:val="dashed" w:color="999999" w:sz="6"/>
             </w:tcBorders>
             <w:tcMar>
-              <w:top w:type="dxa" w:w="90"/>
-              <w:left w:type="dxa" w:w="140"/>
-              <w:bottom w:type="dxa" w:w="90"/>
-              <w:right w:type="dxa" w:w="140"/>
+              <w:top w:type="dxa" w:w="140"/>
+              <w:left w:type="dxa" w:w="180"/>
+              <w:bottom w:type="dxa" w:w="140"/>
+              <w:right w:type="dxa" w:w="180"/>
             </w:tcMar>
             <w:vAlign w:val="center"/>
           </w:tcPr>
           <w:p>
             <w:pPr>
+              <w:spacing w:after="80" w:before="0"/>
+            </w:pPr>
+            <w:r>
+              <w:rPr>
+                <w:rFonts w:ascii="Cambria" w:cs="Cambria" w:eastAsia="Cambria" w:hAnsi="Cambria"/>
+                <w:b/>
+                <w:bCs/>
+                <w:color w:val="AD4426"/>
+                <w:sz w:val="26"/>
+                <w:szCs w:val="26"/>
+              </w:rPr>
+              <w:t xml:space="preserve">4  </w:t>
+            </w:r>
+            <w:r>
+              <w:rPr>
+                <w:rFonts w:ascii="Cambria" w:cs="Cambria" w:eastAsia="Cambria" w:hAnsi="Cambria"/>
+                <w:b/>
+                <w:bCs/>
+                <w:color w:val="2B2318"/>
+                <w:sz w:val="23"/>
+                <w:szCs w:val="23"/>
+              </w:rPr>
+              <w:t xml:space="preserve">Lysias und sein Nachbar</w:t>
+            </w:r>
+          </w:p>
+          <w:p>
+            <w:pPr>
               <w:spacing w:after="0" w:before="0"/>
             </w:pPr>
-            <w:r>
-              <w:rPr>
-                <w:rFonts w:ascii="Cambria" w:cs="Cambria" w:eastAsia="Cambria" w:hAnsi="Cambria"/>
-                <w:b/>
-                <w:bCs/>
-                <w:color w:val="AD4426"/>
-                <w:sz w:val="24"/>
-                <w:szCs w:val="24"/>
-              </w:rPr>
-              <w:t xml:space="preserve">4   </w:t>
-            </w:r>
             <w:r>
               <w:rPr>
                 <w:rFonts w:ascii="Calibri" w:cs="Calibri" w:eastAsia="Calibri" w:hAnsi="Calibri"/>
@@ -297,7 +361,7 @@
                 <w:sz w:val="21"/>
                 <w:szCs w:val="21"/>
               </w:rPr>
-              <w:t xml:space="preserve">Isagoras holt Truppen aus Sparta zu Hilfe. Doch das Volk erhebt sich und vertreibt die Spartaner von der Akropolis. 508/07 v. Chr. setzt Kleisthenes seine Reform durch.</w:t>
+              <w:t xml:space="preserve">Lysias ist Bauer in Paiania, einem Dorf im Binnenland Attikas. Seit Solon (594 v. Chr.) darf jeder Bürger über 20 in der Volksversammlung abstimmen – auch ein armer Bauer wie er. Sein Nachbar ist ein reicher Adliger, dessen Familie die mächtigste im ganzen Binnenland ist. In schlechten Jahren hat er Lysias Saatgut geliehen.</w:t>
             </w:r>
           </w:p>
         </w:tc>
@@ -305,7 +369,7 @@
       <w:tr>
         <w:trPr>
           <w:cantSplit/>
-          <w:trHeight w:val="1150" w:hRule="atLeast"/>
+          <w:trHeight w:val="2600" w:hRule="atLeast"/>
         </w:trPr>
         <w:tc>
           <w:tcPr>
@@ -317,28 +381,44 @@
               <w:right w:val="dashed" w:color="999999" w:sz="6"/>
             </w:tcBorders>
             <w:tcMar>
-              <w:top w:type="dxa" w:w="90"/>
-              <w:left w:type="dxa" w:w="140"/>
-              <w:bottom w:type="dxa" w:w="90"/>
-              <w:right w:type="dxa" w:w="140"/>
+              <w:top w:type="dxa" w:w="140"/>
+              <w:left w:type="dxa" w:w="180"/>
+              <w:bottom w:type="dxa" w:w="140"/>
+              <w:right w:type="dxa" w:w="180"/>
             </w:tcMar>
             <w:vAlign w:val="center"/>
           </w:tcPr>
           <w:p>
             <w:pPr>
+              <w:spacing w:after="80" w:before="0"/>
+            </w:pPr>
+            <w:r>
+              <w:rPr>
+                <w:rFonts w:ascii="Cambria" w:cs="Cambria" w:eastAsia="Cambria" w:hAnsi="Cambria"/>
+                <w:b/>
+                <w:bCs/>
+                <w:color w:val="AD4426"/>
+                <w:sz w:val="26"/>
+                <w:szCs w:val="26"/>
+              </w:rPr>
+              <w:t xml:space="preserve">5  </w:t>
+            </w:r>
+            <w:r>
+              <w:rPr>
+                <w:rFonts w:ascii="Cambria" w:cs="Cambria" w:eastAsia="Cambria" w:hAnsi="Cambria"/>
+                <w:b/>
+                <w:bCs/>
+                <w:color w:val="2B2318"/>
+                <w:sz w:val="23"/>
+                <w:szCs w:val="23"/>
+              </w:rPr>
+              <w:t xml:space="preserve">Attika wird neu eingeteilt</w:t>
+            </w:r>
+          </w:p>
+          <w:p>
+            <w:pPr>
               <w:spacing w:after="0" w:before="0"/>
             </w:pPr>
-            <w:r>
-              <w:rPr>
-                <w:rFonts w:ascii="Cambria" w:cs="Cambria" w:eastAsia="Cambria" w:hAnsi="Cambria"/>
-                <w:b/>
-                <w:bCs/>
-                <w:color w:val="AD4426"/>
-                <w:sz w:val="24"/>
-                <w:szCs w:val="24"/>
-              </w:rPr>
-              <w:t xml:space="preserve">5   </w:t>
-            </w:r>
             <w:r>
               <w:rPr>
                 <w:rFonts w:ascii="Calibri" w:cs="Calibri" w:eastAsia="Calibri" w:hAnsi="Calibri"/>
@@ -346,7 +426,7 @@
                 <w:sz w:val="21"/>
                 <w:szCs w:val="21"/>
               </w:rPr>
-              <w:t xml:space="preserve">Lysias ist Bauer in Paiania, einem Dorf im Binnenland Attikas.</w:t>
+              <w:t xml:space="preserve">Kleisthenes teilt Attika in drei Gebiete: Stadt, Küste und Binnenland. Jedes Gebiet besteht aus zehn Bezirken, den Trittyen; jede Trittys umfasst mehrere Demen (Dorfgemeinden). Bürger ist, wer in der Liste seines Demos steht. Man nennt sich nach dem Demos – „Lysias aus Paiania“ –, nicht mehr nach Vater und Familie.</w:t>
             </w:r>
           </w:p>
         </w:tc>
@@ -360,28 +440,44 @@
               <w:right w:val="dashed" w:color="999999" w:sz="6"/>
             </w:tcBorders>
             <w:tcMar>
-              <w:top w:type="dxa" w:w="90"/>
-              <w:left w:type="dxa" w:w="140"/>
-              <w:bottom w:type="dxa" w:w="90"/>
-              <w:right w:type="dxa" w:w="140"/>
+              <w:top w:type="dxa" w:w="140"/>
+              <w:left w:type="dxa" w:w="180"/>
+              <w:bottom w:type="dxa" w:w="140"/>
+              <w:right w:type="dxa" w:w="180"/>
             </w:tcMar>
             <w:vAlign w:val="center"/>
           </w:tcPr>
           <w:p>
             <w:pPr>
+              <w:spacing w:after="80" w:before="0"/>
+            </w:pPr>
+            <w:r>
+              <w:rPr>
+                <w:rFonts w:ascii="Cambria" w:cs="Cambria" w:eastAsia="Cambria" w:hAnsi="Cambria"/>
+                <w:b/>
+                <w:bCs/>
+                <w:color w:val="AD4426"/>
+                <w:sz w:val="26"/>
+                <w:szCs w:val="26"/>
+              </w:rPr>
+              <w:t xml:space="preserve">6  </w:t>
+            </w:r>
+            <w:r>
+              <w:rPr>
+                <w:rFonts w:ascii="Cambria" w:cs="Cambria" w:eastAsia="Cambria" w:hAnsi="Cambria"/>
+                <w:b/>
+                <w:bCs/>
+                <w:color w:val="2B2318"/>
+                <w:sz w:val="23"/>
+                <w:szCs w:val="23"/>
+              </w:rPr>
+              <w:t xml:space="preserve">Die alte Ordnung</w:t>
+            </w:r>
+          </w:p>
+          <w:p>
+            <w:pPr>
               <w:spacing w:after="0" w:before="0"/>
             </w:pPr>
-            <w:r>
-              <w:rPr>
-                <w:rFonts w:ascii="Cambria" w:cs="Cambria" w:eastAsia="Cambria" w:hAnsi="Cambria"/>
-                <w:b/>
-                <w:bCs/>
-                <w:color w:val="AD4426"/>
-                <w:sz w:val="24"/>
-                <w:szCs w:val="24"/>
-              </w:rPr>
-              <w:t xml:space="preserve">6   </w:t>
-            </w:r>
             <w:r>
               <w:rPr>
                 <w:rFonts w:ascii="Calibri" w:cs="Calibri" w:eastAsia="Calibri" w:hAnsi="Calibri"/>
@@ -389,7 +485,7 @@
                 <w:sz w:val="21"/>
                 <w:szCs w:val="21"/>
               </w:rPr>
-              <w:t xml:space="preserve">Auch das Heer wird nach den zehn Phylen aufgestellt: Lysias kämpft jetzt Seite an Seite mit Männern aus der Stadt und von der Küste.</w:t>
+              <w:t xml:space="preserve">Bisher waren alle Athener in vier alte Phylen eingeteilt, die nach Familien und Abstammung gebildet waren. Dort gaben die großen Adelsfamilien den Ton an: Wer zu einer Familie hielt, stimmte mit ihr. In der Volksversammlung wird offen mit Handzeichen abgestimmt – jeder sieht, wie sein Nachbar stimmt.</w:t>
             </w:r>
           </w:p>
         </w:tc>
@@ -397,7 +493,7 @@
       <w:tr>
         <w:trPr>
           <w:cantSplit/>
-          <w:trHeight w:val="1150" w:hRule="atLeast"/>
+          <w:trHeight w:val="2600" w:hRule="atLeast"/>
         </w:trPr>
         <w:tc>
           <w:tcPr>
@@ -409,28 +505,44 @@
               <w:right w:val="dashed" w:color="999999" w:sz="6"/>
             </w:tcBorders>
             <w:tcMar>
-              <w:top w:type="dxa" w:w="90"/>
-              <w:left w:type="dxa" w:w="140"/>
-              <w:bottom w:type="dxa" w:w="90"/>
-              <w:right w:type="dxa" w:w="140"/>
+              <w:top w:type="dxa" w:w="140"/>
+              <w:left w:type="dxa" w:w="180"/>
+              <w:bottom w:type="dxa" w:w="140"/>
+              <w:right w:type="dxa" w:w="180"/>
             </w:tcMar>
             <w:vAlign w:val="center"/>
           </w:tcPr>
           <w:p>
             <w:pPr>
+              <w:spacing w:after="80" w:before="0"/>
+            </w:pPr>
+            <w:r>
+              <w:rPr>
+                <w:rFonts w:ascii="Cambria" w:cs="Cambria" w:eastAsia="Cambria" w:hAnsi="Cambria"/>
+                <w:b/>
+                <w:bCs/>
+                <w:color w:val="AD4426"/>
+                <w:sz w:val="26"/>
+                <w:szCs w:val="26"/>
+              </w:rPr>
+              <w:t xml:space="preserve">7  </w:t>
+            </w:r>
+            <w:r>
+              <w:rPr>
+                <w:rFonts w:ascii="Cambria" w:cs="Cambria" w:eastAsia="Cambria" w:hAnsi="Cambria"/>
+                <w:b/>
+                <w:bCs/>
+                <w:color w:val="2B2318"/>
+                <w:sz w:val="23"/>
+                <w:szCs w:val="23"/>
+              </w:rPr>
+              <w:t xml:space="preserve">Lysias' neue Phyle</w:t>
+            </w:r>
+          </w:p>
+          <w:p>
+            <w:pPr>
               <w:spacing w:after="0" w:before="0"/>
             </w:pPr>
-            <w:r>
-              <w:rPr>
-                <w:rFonts w:ascii="Cambria" w:cs="Cambria" w:eastAsia="Cambria" w:hAnsi="Cambria"/>
-                <w:b/>
-                <w:bCs/>
-                <w:color w:val="AD4426"/>
-                <w:sz w:val="24"/>
-                <w:szCs w:val="24"/>
-              </w:rPr>
-              <w:t xml:space="preserve">7   </w:t>
-            </w:r>
             <w:r>
               <w:rPr>
                 <w:rFonts w:ascii="Calibri" w:cs="Calibri" w:eastAsia="Calibri" w:hAnsi="Calibri"/>
@@ -438,7 +550,7 @@
                 <w:sz w:val="21"/>
                 <w:szCs w:val="21"/>
               </w:rPr>
-              <w:t xml:space="preserve">Kleisthenes teilt Attika in drei Gebiete: Stadt, Küste und Binnenland. Jedes Gebiet wird in zehn Bezirke geteilt, die Trittyen.</w:t>
+              <w:t xml:space="preserve">Lysias gehört jetzt zur Phyle Pandionis, zusammen mit Fischern von der Küste und Handwerkern aus der Stadt, die seinen Nachbarn gar nicht kennen. Jede Phyle schickt 50 Männer in den neuen Rat der 500, der die Volksversammlung vorbereitet. Auch das Heer wird nach Phylen aufgestellt: Lysias kämpft Seite an Seite mit Männern aus allen Gebieten.</w:t>
             </w:r>
           </w:p>
         </w:tc>
@@ -452,28 +564,44 @@
               <w:right w:val="dashed" w:color="999999" w:sz="6"/>
             </w:tcBorders>
             <w:tcMar>
-              <w:top w:type="dxa" w:w="90"/>
-              <w:left w:type="dxa" w:w="140"/>
-              <w:bottom w:type="dxa" w:w="90"/>
-              <w:right w:type="dxa" w:w="140"/>
+              <w:top w:type="dxa" w:w="140"/>
+              <w:left w:type="dxa" w:w="180"/>
+              <w:bottom w:type="dxa" w:w="140"/>
+              <w:right w:type="dxa" w:w="180"/>
             </w:tcMar>
             <w:vAlign w:val="center"/>
           </w:tcPr>
           <w:p>
             <w:pPr>
+              <w:spacing w:after="80" w:before="0"/>
+            </w:pPr>
+            <w:r>
+              <w:rPr>
+                <w:rFonts w:ascii="Cambria" w:cs="Cambria" w:eastAsia="Cambria" w:hAnsi="Cambria"/>
+                <w:b/>
+                <w:bCs/>
+                <w:color w:val="AD4426"/>
+                <w:sz w:val="26"/>
+                <w:szCs w:val="26"/>
+              </w:rPr>
+              <w:t xml:space="preserve">8  </w:t>
+            </w:r>
+            <w:r>
+              <w:rPr>
+                <w:rFonts w:ascii="Cambria" w:cs="Cambria" w:eastAsia="Cambria" w:hAnsi="Cambria"/>
+                <w:b/>
+                <w:bCs/>
+                <w:color w:val="2B2318"/>
+                <w:sz w:val="23"/>
+                <w:szCs w:val="23"/>
+              </w:rPr>
+              <w:t xml:space="preserve">Das Volk greift ein</w:t>
+            </w:r>
+          </w:p>
+          <w:p>
+            <w:pPr>
               <w:spacing w:after="0" w:before="0"/>
             </w:pPr>
-            <w:r>
-              <w:rPr>
-                <w:rFonts w:ascii="Cambria" w:cs="Cambria" w:eastAsia="Cambria" w:hAnsi="Cambria"/>
-                <w:b/>
-                <w:bCs/>
-                <w:color w:val="AD4426"/>
-                <w:sz w:val="24"/>
-                <w:szCs w:val="24"/>
-              </w:rPr>
-              <w:t xml:space="preserve">8   </w:t>
-            </w:r>
             <w:r>
               <w:rPr>
                 <w:rFonts w:ascii="Calibri" w:cs="Calibri" w:eastAsia="Calibri" w:hAnsi="Calibri"/>
@@ -481,467 +609,7 @@
                 <w:sz w:val="21"/>
                 <w:szCs w:val="21"/>
               </w:rPr>
-              <w:t xml:space="preserve">Lysias' Nachbar ist ein reicher Adliger. In schlechten Jahren hat er Lysias Saatgut geliehen. Seine Familie ist die mächtigste im ganzen Binnenland.</w:t>
-            </w:r>
-          </w:p>
-        </w:tc>
-      </w:tr>
-      <w:tr>
-        <w:trPr>
-          <w:cantSplit/>
-          <w:trHeight w:val="1150" w:hRule="atLeast"/>
-        </w:trPr>
-        <w:tc>
-          <w:tcPr>
-            <w:tcW w:type="dxa" w:w="5103"/>
-            <w:tcBorders>
-              <w:top w:val="dashed" w:color="999999" w:sz="6"/>
-              <w:left w:val="dashed" w:color="999999" w:sz="6"/>
-              <w:bottom w:val="dashed" w:color="999999" w:sz="6"/>
-              <w:right w:val="dashed" w:color="999999" w:sz="6"/>
-            </w:tcBorders>
-            <w:tcMar>
-              <w:top w:type="dxa" w:w="90"/>
-              <w:left w:type="dxa" w:w="140"/>
-              <w:bottom w:type="dxa" w:w="90"/>
-              <w:right w:type="dxa" w:w="140"/>
-            </w:tcMar>
-            <w:vAlign w:val="center"/>
-          </w:tcPr>
-          <w:p>
-            <w:pPr>
-              <w:spacing w:after="0" w:before="0"/>
-            </w:pPr>
-            <w:r>
-              <w:rPr>
-                <w:rFonts w:ascii="Cambria" w:cs="Cambria" w:eastAsia="Cambria" w:hAnsi="Cambria"/>
-                <w:b/>
-                <w:bCs/>
-                <w:color w:val="AD4426"/>
-                <w:sz w:val="24"/>
-                <w:szCs w:val="24"/>
-              </w:rPr>
-              <w:t xml:space="preserve">9   </w:t>
-            </w:r>
-            <w:r>
-              <w:rPr>
-                <w:rFonts w:ascii="Calibri" w:cs="Calibri" w:eastAsia="Calibri" w:hAnsi="Calibri"/>
-                <w:color w:val="2B2318"/>
-                <w:sz w:val="21"/>
-                <w:szCs w:val="21"/>
-              </w:rPr>
-              <w:t xml:space="preserve">Mit dem Ostrakismos (Scherbengericht) kann das Volk einen zu mächtigen Mann für zehn Jahre aus Athen verbannen.</w:t>
-            </w:r>
-          </w:p>
-        </w:tc>
-        <w:tc>
-          <w:tcPr>
-            <w:tcW w:type="dxa" w:w="5103"/>
-            <w:tcBorders>
-              <w:top w:val="dashed" w:color="999999" w:sz="6"/>
-              <w:left w:val="dashed" w:color="999999" w:sz="6"/>
-              <w:bottom w:val="dashed" w:color="999999" w:sz="6"/>
-              <w:right w:val="dashed" w:color="999999" w:sz="6"/>
-            </w:tcBorders>
-            <w:tcMar>
-              <w:top w:type="dxa" w:w="90"/>
-              <w:left w:type="dxa" w:w="140"/>
-              <w:bottom w:type="dxa" w:w="90"/>
-              <w:right w:type="dxa" w:w="140"/>
-            </w:tcMar>
-            <w:vAlign w:val="center"/>
-          </w:tcPr>
-          <w:p>
-            <w:pPr>
-              <w:spacing w:after="0" w:before="0"/>
-            </w:pPr>
-            <w:r>
-              <w:rPr>
-                <w:rFonts w:ascii="Cambria" w:cs="Cambria" w:eastAsia="Cambria" w:hAnsi="Cambria"/>
-                <w:b/>
-                <w:bCs/>
-                <w:color w:val="AD4426"/>
-                <w:sz w:val="24"/>
-                <w:szCs w:val="24"/>
-              </w:rPr>
-              <w:t xml:space="preserve">10   </w:t>
-            </w:r>
-            <w:r>
-              <w:rPr>
-                <w:rFonts w:ascii="Calibri" w:cs="Calibri" w:eastAsia="Calibri" w:hAnsi="Calibri"/>
-                <w:color w:val="2B2318"/>
-                <w:sz w:val="21"/>
-                <w:szCs w:val="21"/>
-              </w:rPr>
-              <w:t xml:space="preserve">510 v. Chr. wird der Tyrann Hippias aus Athen vertrieben. Danach kämpfen zwei Adlige um die Führung: Isagoras und Kleisthenes.</w:t>
-            </w:r>
-          </w:p>
-        </w:tc>
-      </w:tr>
-      <w:tr>
-        <w:trPr>
-          <w:cantSplit/>
-          <w:trHeight w:val="1150" w:hRule="atLeast"/>
-        </w:trPr>
-        <w:tc>
-          <w:tcPr>
-            <w:tcW w:type="dxa" w:w="5103"/>
-            <w:tcBorders>
-              <w:top w:val="dashed" w:color="999999" w:sz="6"/>
-              <w:left w:val="dashed" w:color="999999" w:sz="6"/>
-              <w:bottom w:val="dashed" w:color="999999" w:sz="6"/>
-              <w:right w:val="dashed" w:color="999999" w:sz="6"/>
-            </w:tcBorders>
-            <w:tcMar>
-              <w:top w:type="dxa" w:w="90"/>
-              <w:left w:type="dxa" w:w="140"/>
-              <w:bottom w:type="dxa" w:w="90"/>
-              <w:right w:type="dxa" w:w="140"/>
-            </w:tcMar>
-            <w:vAlign w:val="center"/>
-          </w:tcPr>
-          <w:p>
-            <w:pPr>
-              <w:spacing w:after="0" w:before="0"/>
-            </w:pPr>
-            <w:r>
-              <w:rPr>
-                <w:rFonts w:ascii="Cambria" w:cs="Cambria" w:eastAsia="Cambria" w:hAnsi="Cambria"/>
-                <w:b/>
-                <w:bCs/>
-                <w:color w:val="AD4426"/>
-                <w:sz w:val="24"/>
-                <w:szCs w:val="24"/>
-              </w:rPr>
-              <w:t xml:space="preserve">11   </w:t>
-            </w:r>
-            <w:r>
-              <w:rPr>
-                <w:rFonts w:ascii="Calibri" w:cs="Calibri" w:eastAsia="Calibri" w:hAnsi="Calibri"/>
-                <w:color w:val="2B2318"/>
-                <w:sz w:val="21"/>
-                <w:szCs w:val="21"/>
-              </w:rPr>
-              <w:t xml:space="preserve">Lysias gehört jetzt zur Phyle Pandionis. Mit ihm sind darin Fischer von der Küste und Handwerker aus der Stadt, die seinen Nachbarn gar nicht kennen.</w:t>
-            </w:r>
-          </w:p>
-        </w:tc>
-        <w:tc>
-          <w:tcPr>
-            <w:tcW w:type="dxa" w:w="5103"/>
-            <w:tcBorders>
-              <w:top w:val="dashed" w:color="999999" w:sz="6"/>
-              <w:left w:val="dashed" w:color="999999" w:sz="6"/>
-              <w:bottom w:val="dashed" w:color="999999" w:sz="6"/>
-              <w:right w:val="dashed" w:color="999999" w:sz="6"/>
-            </w:tcBorders>
-            <w:tcMar>
-              <w:top w:type="dxa" w:w="90"/>
-              <w:left w:type="dxa" w:w="140"/>
-              <w:bottom w:type="dxa" w:w="90"/>
-              <w:right w:type="dxa" w:w="140"/>
-            </w:tcMar>
-            <w:vAlign w:val="center"/>
-          </w:tcPr>
-          <w:p>
-            <w:pPr>
-              <w:spacing w:after="0" w:before="0"/>
-            </w:pPr>
-            <w:r>
-              <w:rPr>
-                <w:rFonts w:ascii="Cambria" w:cs="Cambria" w:eastAsia="Cambria" w:hAnsi="Cambria"/>
-                <w:b/>
-                <w:bCs/>
-                <w:color w:val="AD4426"/>
-                <w:sz w:val="24"/>
-                <w:szCs w:val="24"/>
-              </w:rPr>
-              <w:t xml:space="preserve">12   </w:t>
-            </w:r>
-            <w:r>
-              <w:rPr>
-                <w:rFonts w:ascii="Calibri" w:cs="Calibri" w:eastAsia="Calibri" w:hAnsi="Calibri"/>
-                <w:color w:val="2B2318"/>
-                <w:sz w:val="21"/>
-                <w:szCs w:val="21"/>
-              </w:rPr>
-              <w:t xml:space="preserve">Bürger ist, wer in der Liste seines Demos (seiner Dorfgemeinde) steht. Man nennt sich nach dem Demos – „Lysias aus Paiania“ –, nicht mehr nach Vater und Familie.</w:t>
-            </w:r>
-          </w:p>
-        </w:tc>
-      </w:tr>
-      <w:tr>
-        <w:trPr>
-          <w:cantSplit/>
-          <w:trHeight w:val="1150" w:hRule="atLeast"/>
-        </w:trPr>
-        <w:tc>
-          <w:tcPr>
-            <w:tcW w:type="dxa" w:w="5103"/>
-            <w:tcBorders>
-              <w:top w:val="dashed" w:color="999999" w:sz="6"/>
-              <w:left w:val="dashed" w:color="999999" w:sz="6"/>
-              <w:bottom w:val="dashed" w:color="999999" w:sz="6"/>
-              <w:right w:val="dashed" w:color="999999" w:sz="6"/>
-            </w:tcBorders>
-            <w:tcMar>
-              <w:top w:type="dxa" w:w="90"/>
-              <w:left w:type="dxa" w:w="140"/>
-              <w:bottom w:type="dxa" w:w="90"/>
-              <w:right w:type="dxa" w:w="140"/>
-            </w:tcMar>
-            <w:vAlign w:val="center"/>
-          </w:tcPr>
-          <w:p>
-            <w:pPr>
-              <w:spacing w:after="0" w:before="0"/>
-            </w:pPr>
-            <w:r>
-              <w:rPr>
-                <w:rFonts w:ascii="Cambria" w:cs="Cambria" w:eastAsia="Cambria" w:hAnsi="Cambria"/>
-                <w:b/>
-                <w:bCs/>
-                <w:color w:val="AD4426"/>
-                <w:sz w:val="24"/>
-                <w:szCs w:val="24"/>
-              </w:rPr>
-              <w:t xml:space="preserve">13   </w:t>
-            </w:r>
-            <w:r>
-              <w:rPr>
-                <w:rFonts w:ascii="Calibri" w:cs="Calibri" w:eastAsia="Calibri" w:hAnsi="Calibri"/>
-                <w:color w:val="2B2318"/>
-                <w:sz w:val="21"/>
-                <w:szCs w:val="21"/>
-              </w:rPr>
-              <w:t xml:space="preserve">Seit Solon (594 v. Chr.) darf jeder Bürger über 20 in der Volksversammlung abstimmen – auch ein armer Bauer wie Lysias.</w:t>
-            </w:r>
-          </w:p>
-        </w:tc>
-        <w:tc>
-          <w:tcPr>
-            <w:tcW w:type="dxa" w:w="5103"/>
-            <w:tcBorders>
-              <w:top w:val="dashed" w:color="999999" w:sz="6"/>
-              <w:left w:val="dashed" w:color="999999" w:sz="6"/>
-              <w:bottom w:val="dashed" w:color="999999" w:sz="6"/>
-              <w:right w:val="dashed" w:color="999999" w:sz="6"/>
-            </w:tcBorders>
-            <w:tcMar>
-              <w:top w:type="dxa" w:w="90"/>
-              <w:left w:type="dxa" w:w="140"/>
-              <w:bottom w:type="dxa" w:w="90"/>
-              <w:right w:type="dxa" w:w="140"/>
-            </w:tcMar>
-            <w:vAlign w:val="center"/>
-          </w:tcPr>
-          <w:p>
-            <w:pPr>
-              <w:spacing w:after="0" w:before="0"/>
-            </w:pPr>
-            <w:r>
-              <w:rPr>
-                <w:rFonts w:ascii="Cambria" w:cs="Cambria" w:eastAsia="Cambria" w:hAnsi="Cambria"/>
-                <w:b/>
-                <w:bCs/>
-                <w:color w:val="AD4426"/>
-                <w:sz w:val="24"/>
-                <w:szCs w:val="24"/>
-              </w:rPr>
-              <w:t xml:space="preserve">14   </w:t>
-            </w:r>
-            <w:r>
-              <w:rPr>
-                <w:rFonts w:ascii="Calibri" w:cs="Calibri" w:eastAsia="Calibri" w:hAnsi="Calibri"/>
-                <w:color w:val="2B2318"/>
-                <w:sz w:val="21"/>
-                <w:szCs w:val="21"/>
-              </w:rPr>
-              <w:t xml:space="preserve">Der Großvater des Kleisthenes war Tyrann der Stadt Sikyon.</w:t>
-            </w:r>
-          </w:p>
-        </w:tc>
-      </w:tr>
-      <w:tr>
-        <w:trPr>
-          <w:cantSplit/>
-          <w:trHeight w:val="1150" w:hRule="atLeast"/>
-        </w:trPr>
-        <w:tc>
-          <w:tcPr>
-            <w:tcW w:type="dxa" w:w="5103"/>
-            <w:tcBorders>
-              <w:top w:val="dashed" w:color="999999" w:sz="6"/>
-              <w:left w:val="dashed" w:color="999999" w:sz="6"/>
-              <w:bottom w:val="dashed" w:color="999999" w:sz="6"/>
-              <w:right w:val="dashed" w:color="999999" w:sz="6"/>
-            </w:tcBorders>
-            <w:tcMar>
-              <w:top w:type="dxa" w:w="90"/>
-              <w:left w:type="dxa" w:w="140"/>
-              <w:bottom w:type="dxa" w:w="90"/>
-              <w:right w:type="dxa" w:w="140"/>
-            </w:tcMar>
-            <w:vAlign w:val="center"/>
-          </w:tcPr>
-          <w:p>
-            <w:pPr>
-              <w:spacing w:after="0" w:before="0"/>
-            </w:pPr>
-            <w:r>
-              <w:rPr>
-                <w:rFonts w:ascii="Cambria" w:cs="Cambria" w:eastAsia="Cambria" w:hAnsi="Cambria"/>
-                <w:b/>
-                <w:bCs/>
-                <w:color w:val="AD4426"/>
-                <w:sz w:val="24"/>
-                <w:szCs w:val="24"/>
-              </w:rPr>
-              <w:t xml:space="preserve">15   </w:t>
-            </w:r>
-            <w:r>
-              <w:rPr>
-                <w:rFonts w:ascii="Calibri" w:cs="Calibri" w:eastAsia="Calibri" w:hAnsi="Calibri"/>
-                <w:color w:val="2B2318"/>
-                <w:sz w:val="21"/>
-                <w:szCs w:val="21"/>
-              </w:rPr>
-              <w:t xml:space="preserve">Kleisthenes bildet zehn neue Phylen. Jede Phyle bekommt – durch das Los – je eine Trittys aus der Stadt, eine von der Küste und eine aus dem Binnenland.</w:t>
-            </w:r>
-          </w:p>
-        </w:tc>
-        <w:tc>
-          <w:tcPr>
-            <w:tcW w:type="dxa" w:w="5103"/>
-            <w:tcBorders>
-              <w:top w:val="dashed" w:color="999999" w:sz="6"/>
-              <w:left w:val="dashed" w:color="999999" w:sz="6"/>
-              <w:bottom w:val="dashed" w:color="999999" w:sz="6"/>
-              <w:right w:val="dashed" w:color="999999" w:sz="6"/>
-            </w:tcBorders>
-            <w:tcMar>
-              <w:top w:type="dxa" w:w="90"/>
-              <w:left w:type="dxa" w:w="140"/>
-              <w:bottom w:type="dxa" w:w="90"/>
-              <w:right w:type="dxa" w:w="140"/>
-            </w:tcMar>
-            <w:vAlign w:val="center"/>
-          </w:tcPr>
-          <w:p>
-            <w:pPr>
-              <w:spacing w:after="0" w:before="0"/>
-            </w:pPr>
-            <w:r>
-              <w:rPr>
-                <w:rFonts w:ascii="Cambria" w:cs="Cambria" w:eastAsia="Cambria" w:hAnsi="Cambria"/>
-                <w:b/>
-                <w:bCs/>
-                <w:color w:val="AD4426"/>
-                <w:sz w:val="24"/>
-                <w:szCs w:val="24"/>
-              </w:rPr>
-              <w:t xml:space="preserve">16   </w:t>
-            </w:r>
-            <w:r>
-              <w:rPr>
-                <w:rFonts w:ascii="Calibri" w:cs="Calibri" w:eastAsia="Calibri" w:hAnsi="Calibri"/>
-                <w:color w:val="2B2318"/>
-                <w:sz w:val="21"/>
-                <w:szCs w:val="21"/>
-              </w:rPr>
-              <w:t xml:space="preserve">Kleisthenes stammt aus der Adelsfamilie der Alkmeoniden. Um gegen Isagoras zu gewinnen, sucht er die Unterstützung des Volkes.</w:t>
-            </w:r>
-          </w:p>
-        </w:tc>
-      </w:tr>
-      <w:tr>
-        <w:trPr>
-          <w:cantSplit/>
-          <w:trHeight w:val="1150" w:hRule="atLeast"/>
-        </w:trPr>
-        <w:tc>
-          <w:tcPr>
-            <w:tcW w:type="dxa" w:w="5103"/>
-            <w:tcBorders>
-              <w:top w:val="dashed" w:color="999999" w:sz="6"/>
-              <w:left w:val="dashed" w:color="999999" w:sz="6"/>
-              <w:bottom w:val="dashed" w:color="999999" w:sz="6"/>
-              <w:right w:val="dashed" w:color="999999" w:sz="6"/>
-            </w:tcBorders>
-            <w:tcMar>
-              <w:top w:type="dxa" w:w="90"/>
-              <w:left w:type="dxa" w:w="140"/>
-              <w:bottom w:type="dxa" w:w="90"/>
-              <w:right w:type="dxa" w:w="140"/>
-            </w:tcMar>
-            <w:vAlign w:val="center"/>
-          </w:tcPr>
-          <w:p>
-            <w:pPr>
-              <w:spacing w:after="0" w:before="0"/>
-            </w:pPr>
-            <w:r>
-              <w:rPr>
-                <w:rFonts w:ascii="Cambria" w:cs="Cambria" w:eastAsia="Cambria" w:hAnsi="Cambria"/>
-                <w:b/>
-                <w:bCs/>
-                <w:color w:val="AD4426"/>
-                <w:sz w:val="24"/>
-                <w:szCs w:val="24"/>
-              </w:rPr>
-              <w:t xml:space="preserve">17   </w:t>
-            </w:r>
-            <w:r>
-              <w:rPr>
-                <w:rFonts w:ascii="Calibri" w:cs="Calibri" w:eastAsia="Calibri" w:hAnsi="Calibri"/>
-                <w:color w:val="2B2318"/>
-                <w:sz w:val="21"/>
-                <w:szCs w:val="21"/>
-              </w:rPr>
-              <w:t xml:space="preserve">Jede Phyle schickt 50 Männer in den neuen Rat der 500. Er bereitet die Volksversammlung vor. Im Rat sitzen Bürger aus allen drei Gebieten zusammen.</w:t>
-            </w:r>
-          </w:p>
-        </w:tc>
-        <w:tc>
-          <w:tcPr>
-            <w:tcW w:type="dxa" w:w="5103"/>
-            <w:tcBorders>
-              <w:top w:val="dashed" w:color="999999" w:sz="6"/>
-              <w:left w:val="dashed" w:color="999999" w:sz="6"/>
-              <w:bottom w:val="dashed" w:color="999999" w:sz="6"/>
-              <w:right w:val="dashed" w:color="999999" w:sz="6"/>
-            </w:tcBorders>
-            <w:tcMar>
-              <w:top w:type="dxa" w:w="90"/>
-              <w:left w:type="dxa" w:w="140"/>
-              <w:bottom w:type="dxa" w:w="90"/>
-              <w:right w:type="dxa" w:w="140"/>
-            </w:tcMar>
-            <w:vAlign w:val="center"/>
-          </w:tcPr>
-          <w:p>
-            <w:pPr>
-              <w:spacing w:after="0" w:before="0"/>
-            </w:pPr>
-            <w:r>
-              <w:rPr>
-                <w:rFonts w:ascii="Cambria" w:cs="Cambria" w:eastAsia="Cambria" w:hAnsi="Cambria"/>
-                <w:b/>
-                <w:bCs/>
-                <w:color w:val="AD4426"/>
-                <w:sz w:val="24"/>
-                <w:szCs w:val="24"/>
-              </w:rPr>
-              <w:t xml:space="preserve">18   </w:t>
-            </w:r>
-            <w:r>
-              <w:rPr>
-                <w:rFonts w:ascii="Calibri" w:cs="Calibri" w:eastAsia="Calibri" w:hAnsi="Calibri"/>
-                <w:color w:val="2B2318"/>
-                <w:sz w:val="21"/>
-                <w:szCs w:val="21"/>
-              </w:rPr>
-              <w:t xml:space="preserve">Bisher waren alle Athener in vier alte Phylen eingeteilt. Dort gaben die großen Adelsfamilien den Ton an: Wer zu einer Familie hielt, stimmte mit ihr.</w:t>
+              <w:t xml:space="preserve">Isagoras holt Truppen aus Sparta zu Hilfe, Kleisthenes muss Athen verlassen. Doch das Volk erhebt sich, belagert die Spartaner auf der Akropolis und zwingt sie zum Abzug. Kleisthenes kehrt zurück und setzt 508/07 v. Chr. seine Reform durch.</w:t>
             </w:r>
           </w:p>
         </w:tc>
@@ -1034,7 +702,7 @@
                 <w:sz w:val="30"/>
                 <w:szCs w:val="30"/>
               </w:rPr>
-              <w:t xml:space="preserve">Sortiert die Schnipsel zuerst in drei Stapel: VORHER (Lysias' Lage) – DIE WENDE (was passiert in Athen?) – NACHHER (was ist neu?).</w:t>
+              <w:t xml:space="preserve">Sortiert die Abschnitte zuerst in drei Stapel: VORHER (Lysias' Lage) – DIE WENDE (was passiert in Athen?) – NACHHER (was ist neu?).</w:t>
             </w:r>
           </w:p>
         </w:tc>
@@ -1090,7 +758,7 @@
                 <w:sz w:val="30"/>
                 <w:szCs w:val="30"/>
               </w:rPr>
-              <w:t xml:space="preserve">Legt Schnipsel 18 und Schnipsel 15 nebeneinander. Worin unterscheiden sich die alten und die neuen Phylen?</w:t>
+              <w:t xml:space="preserve">Legt Abschnitt 6 und Abschnitt 1 nebeneinander. Worin unterscheiden sich die alten und die neuen Phylen?</w:t>
             </w:r>
           </w:p>
         </w:tc>
@@ -1146,7 +814,7 @@
                 <w:sz w:val="30"/>
                 <w:szCs w:val="30"/>
               </w:rPr>
-              <w:t xml:space="preserve">Lest Schnipsel 1 und 11: Wo landen die Anhänger des Nachbarn – und mit wem ist Lysias jetzt zusammen? Was bedeutet das für seine Abstimmung?</w:t>
+              <w:t xml:space="preserve">Lest Abschnitt 1 (letzter Satz) und 7: Wo landen die Anhänger des Nachbarn – und mit wem ist Lysias jetzt zusammen? Was bedeutet das für seine Abstimmung?</w:t>
             </w:r>
           </w:p>
         </w:tc>

--- a/Geschichte_11/Stunde_Kleisthenes/Mystery_Schnipsel_und_Hilfen.docx
+++ b/Geschichte_11/Stunde_Kleisthenes/Mystery_Schnipsel_und_Hilfen.docx
@@ -610,6 +610,344 @@
                 <w:szCs w:val="21"/>
               </w:rPr>
               <w:t xml:space="preserve">Isagoras holt Truppen aus Sparta zu Hilfe, Kleisthenes muss Athen verlassen. Doch das Volk erhebt sich, belagert die Spartaner auf der Akropolis und zwingt sie zum Abzug. Kleisthenes kehrt zurück und setzt 508/07 v. Chr. seine Reform durch.</w:t>
+            </w:r>
+          </w:p>
+        </w:tc>
+      </w:tr>
+    </w:tbl>
+    <w:p>
+      <w:pPr>
+        <w:spacing w:after="80" w:before="160"/>
+      </w:pPr>
+      <w:r>
+        <w:rPr>
+          <w:rFonts w:ascii="Calibri" w:cs="Calibri" w:eastAsia="Calibri" w:hAnsi="Calibri"/>
+          <w:b/>
+          <w:bCs/>
+          <w:color w:val="AD4426"/>
+          <w:sz w:val="21"/>
+          <w:szCs w:val="21"/>
+        </w:rPr>
+        <w:t xml:space="preserve">Verbindungswörter: </w:t>
+      </w:r>
+      <w:r>
+        <w:rPr>
+          <w:rFonts w:ascii="Calibri" w:cs="Calibri" w:eastAsia="Calibri" w:hAnsi="Calibri"/>
+          <w:i/>
+          <w:iCs/>
+          <w:color w:val="5A5044"/>
+          <w:sz w:val="19"/>
+          <w:szCs w:val="19"/>
+        </w:rPr>
+        <w:t xml:space="preserve">Schreibt sie zwischen die Abschnitte und streicht sie hier ab.</w:t>
+      </w:r>
+    </w:p>
+    <w:tbl>
+      <w:tblPr>
+        <w:tblW w:type="dxa" w:w="10206"/>
+        <w:tblBorders>
+          <w:top w:val="single" w:color="auto" w:sz="4"/>
+          <w:left w:val="single" w:color="auto" w:sz="4"/>
+          <w:bottom w:val="single" w:color="auto" w:sz="4"/>
+          <w:right w:val="single" w:color="auto" w:sz="4"/>
+          <w:insideH w:val="single" w:color="auto" w:sz="4"/>
+          <w:insideV w:val="single" w:color="auto" w:sz="4"/>
+        </w:tblBorders>
+      </w:tblPr>
+      <w:tblGrid>
+        <w:gridCol w:w="2551"/>
+        <w:gridCol w:w="2551"/>
+        <w:gridCol w:w="2551"/>
+        <w:gridCol w:w="2551"/>
+      </w:tblGrid>
+      <w:tr>
+        <w:tc>
+          <w:tcPr>
+            <w:tcW w:type="dxa" w:w="2551"/>
+            <w:tcBorders>
+              <w:top w:val="none" w:color="FFFFFF" w:sz="0"/>
+              <w:left w:val="none" w:color="FFFFFF" w:sz="0"/>
+              <w:bottom w:val="none" w:color="FFFFFF" w:sz="0"/>
+              <w:right w:val="none" w:color="FFFFFF" w:sz="0"/>
+            </w:tcBorders>
+            <w:shd w:fill="F4ECDE" w:color="auto" w:val="clear"/>
+            <w:tcMar>
+              <w:top w:type="dxa" w:w="90"/>
+              <w:left w:type="dxa" w:w="60"/>
+              <w:bottom w:type="dxa" w:w="90"/>
+              <w:right w:type="dxa" w:w="60"/>
+            </w:tcMar>
+            <w:vAlign w:val="center"/>
+          </w:tcPr>
+          <w:p>
+            <w:pPr>
+              <w:spacing w:after="0" w:before="0"/>
+              <w:jc w:val="center"/>
+            </w:pPr>
+            <w:r>
+              <w:rPr>
+                <w:rFonts w:ascii="Cambria" w:cs="Cambria" w:eastAsia="Cambria" w:hAnsi="Cambria"/>
+                <w:b/>
+                <w:bCs/>
+                <w:color w:val="2B2318"/>
+                <w:sz w:val="28"/>
+                <w:szCs w:val="28"/>
+              </w:rPr>
+              <w:t xml:space="preserve">dadurch</w:t>
+            </w:r>
+          </w:p>
+        </w:tc>
+        <w:tc>
+          <w:tcPr>
+            <w:tcW w:type="dxa" w:w="2551"/>
+            <w:tcBorders>
+              <w:top w:val="none" w:color="FFFFFF" w:sz="0"/>
+              <w:left w:val="none" w:color="FFFFFF" w:sz="0"/>
+              <w:bottom w:val="none" w:color="FFFFFF" w:sz="0"/>
+              <w:right w:val="none" w:color="FFFFFF" w:sz="0"/>
+            </w:tcBorders>
+            <w:shd w:fill="F4ECDE" w:color="auto" w:val="clear"/>
+            <w:tcMar>
+              <w:top w:type="dxa" w:w="90"/>
+              <w:left w:type="dxa" w:w="60"/>
+              <w:bottom w:type="dxa" w:w="90"/>
+              <w:right w:type="dxa" w:w="60"/>
+            </w:tcMar>
+            <w:vAlign w:val="center"/>
+          </w:tcPr>
+          <w:p>
+            <w:pPr>
+              <w:spacing w:after="0" w:before="0"/>
+              <w:jc w:val="center"/>
+            </w:pPr>
+            <w:r>
+              <w:rPr>
+                <w:rFonts w:ascii="Cambria" w:cs="Cambria" w:eastAsia="Cambria" w:hAnsi="Cambria"/>
+                <w:b/>
+                <w:bCs/>
+                <w:color w:val="2B2318"/>
+                <w:sz w:val="28"/>
+                <w:szCs w:val="28"/>
+              </w:rPr>
+              <w:t xml:space="preserve">aber</w:t>
+            </w:r>
+          </w:p>
+        </w:tc>
+        <w:tc>
+          <w:tcPr>
+            <w:tcW w:type="dxa" w:w="2551"/>
+            <w:tcBorders>
+              <w:top w:val="none" w:color="FFFFFF" w:sz="0"/>
+              <w:left w:val="none" w:color="FFFFFF" w:sz="0"/>
+              <w:bottom w:val="none" w:color="FFFFFF" w:sz="0"/>
+              <w:right w:val="none" w:color="FFFFFF" w:sz="0"/>
+            </w:tcBorders>
+            <w:shd w:fill="F4ECDE" w:color="auto" w:val="clear"/>
+            <w:tcMar>
+              <w:top w:type="dxa" w:w="90"/>
+              <w:left w:type="dxa" w:w="60"/>
+              <w:bottom w:type="dxa" w:w="90"/>
+              <w:right w:type="dxa" w:w="60"/>
+            </w:tcMar>
+            <w:vAlign w:val="center"/>
+          </w:tcPr>
+          <w:p>
+            <w:pPr>
+              <w:spacing w:after="0" w:before="0"/>
+              <w:jc w:val="center"/>
+            </w:pPr>
+            <w:r>
+              <w:rPr>
+                <w:rFonts w:ascii="Cambria" w:cs="Cambria" w:eastAsia="Cambria" w:hAnsi="Cambria"/>
+                <w:b/>
+                <w:bCs/>
+                <w:color w:val="2B2318"/>
+                <w:sz w:val="28"/>
+                <w:szCs w:val="28"/>
+              </w:rPr>
+              <w:t xml:space="preserve">außerdem</w:t>
+            </w:r>
+          </w:p>
+        </w:tc>
+        <w:tc>
+          <w:tcPr>
+            <w:tcW w:type="dxa" w:w="2551"/>
+            <w:tcBorders>
+              <w:top w:val="none" w:color="FFFFFF" w:sz="0"/>
+              <w:left w:val="none" w:color="FFFFFF" w:sz="0"/>
+              <w:bottom w:val="none" w:color="FFFFFF" w:sz="0"/>
+              <w:right w:val="none" w:color="FFFFFF" w:sz="0"/>
+            </w:tcBorders>
+            <w:shd w:fill="F4ECDE" w:color="auto" w:val="clear"/>
+            <w:tcMar>
+              <w:top w:type="dxa" w:w="90"/>
+              <w:left w:type="dxa" w:w="60"/>
+              <w:bottom w:type="dxa" w:w="90"/>
+              <w:right w:type="dxa" w:w="60"/>
+            </w:tcMar>
+            <w:vAlign w:val="center"/>
+          </w:tcPr>
+          <w:p>
+            <w:pPr>
+              <w:spacing w:after="0" w:before="0"/>
+              <w:jc w:val="center"/>
+            </w:pPr>
+            <w:r>
+              <w:rPr>
+                <w:rFonts w:ascii="Cambria" w:cs="Cambria" w:eastAsia="Cambria" w:hAnsi="Cambria"/>
+                <w:b/>
+                <w:bCs/>
+                <w:color w:val="2B2318"/>
+                <w:sz w:val="28"/>
+                <w:szCs w:val="28"/>
+              </w:rPr>
+              <w:t xml:space="preserve">daraufhin</w:t>
+            </w:r>
+          </w:p>
+        </w:tc>
+      </w:tr>
+      <w:tr>
+        <w:tc>
+          <w:tcPr>
+            <w:tcW w:type="dxa" w:w="2551"/>
+            <w:tcBorders>
+              <w:top w:val="none" w:color="FFFFFF" w:sz="0"/>
+              <w:left w:val="none" w:color="FFFFFF" w:sz="0"/>
+              <w:bottom w:val="none" w:color="FFFFFF" w:sz="0"/>
+              <w:right w:val="none" w:color="FFFFFF" w:sz="0"/>
+            </w:tcBorders>
+            <w:shd w:fill="F4ECDE" w:color="auto" w:val="clear"/>
+            <w:tcMar>
+              <w:top w:type="dxa" w:w="90"/>
+              <w:left w:type="dxa" w:w="60"/>
+              <w:bottom w:type="dxa" w:w="90"/>
+              <w:right w:type="dxa" w:w="60"/>
+            </w:tcMar>
+            <w:vAlign w:val="center"/>
+          </w:tcPr>
+          <w:p>
+            <w:pPr>
+              <w:spacing w:after="0" w:before="0"/>
+              <w:jc w:val="center"/>
+            </w:pPr>
+            <w:r>
+              <w:rPr>
+                <w:rFonts w:ascii="Cambria" w:cs="Cambria" w:eastAsia="Cambria" w:hAnsi="Cambria"/>
+                <w:b/>
+                <w:bCs/>
+                <w:color w:val="2B2318"/>
+                <w:sz w:val="28"/>
+                <w:szCs w:val="28"/>
+              </w:rPr>
+              <w:t xml:space="preserve">deshalb</w:t>
+            </w:r>
+          </w:p>
+        </w:tc>
+        <w:tc>
+          <w:tcPr>
+            <w:tcW w:type="dxa" w:w="2551"/>
+            <w:tcBorders>
+              <w:top w:val="none" w:color="FFFFFF" w:sz="0"/>
+              <w:left w:val="none" w:color="FFFFFF" w:sz="0"/>
+              <w:bottom w:val="none" w:color="FFFFFF" w:sz="0"/>
+              <w:right w:val="none" w:color="FFFFFF" w:sz="0"/>
+            </w:tcBorders>
+            <w:shd w:fill="F4ECDE" w:color="auto" w:val="clear"/>
+            <w:tcMar>
+              <w:top w:type="dxa" w:w="90"/>
+              <w:left w:type="dxa" w:w="60"/>
+              <w:bottom w:type="dxa" w:w="90"/>
+              <w:right w:type="dxa" w:w="60"/>
+            </w:tcMar>
+            <w:vAlign w:val="center"/>
+          </w:tcPr>
+          <w:p>
+            <w:pPr>
+              <w:spacing w:after="0" w:before="0"/>
+              <w:jc w:val="center"/>
+            </w:pPr>
+            <w:r>
+              <w:rPr>
+                <w:rFonts w:ascii="Cambria" w:cs="Cambria" w:eastAsia="Cambria" w:hAnsi="Cambria"/>
+                <w:b/>
+                <w:bCs/>
+                <w:color w:val="2B2318"/>
+                <w:sz w:val="28"/>
+                <w:szCs w:val="28"/>
+              </w:rPr>
+              <w:t xml:space="preserve">doch dann</w:t>
+            </w:r>
+          </w:p>
+        </w:tc>
+        <w:tc>
+          <w:tcPr>
+            <w:tcW w:type="dxa" w:w="2551"/>
+            <w:tcBorders>
+              <w:top w:val="none" w:color="FFFFFF" w:sz="0"/>
+              <w:left w:val="none" w:color="FFFFFF" w:sz="0"/>
+              <w:bottom w:val="none" w:color="FFFFFF" w:sz="0"/>
+              <w:right w:val="none" w:color="FFFFFF" w:sz="0"/>
+            </w:tcBorders>
+            <w:shd w:fill="F4ECDE" w:color="auto" w:val="clear"/>
+            <w:tcMar>
+              <w:top w:type="dxa" w:w="90"/>
+              <w:left w:type="dxa" w:w="60"/>
+              <w:bottom w:type="dxa" w:w="90"/>
+              <w:right w:type="dxa" w:w="60"/>
+            </w:tcMar>
+            <w:vAlign w:val="center"/>
+          </w:tcPr>
+          <w:p>
+            <w:pPr>
+              <w:spacing w:after="0" w:before="0"/>
+              <w:jc w:val="center"/>
+            </w:pPr>
+            <w:r>
+              <w:rPr>
+                <w:rFonts w:ascii="Cambria" w:cs="Cambria" w:eastAsia="Cambria" w:hAnsi="Cambria"/>
+                <w:b/>
+                <w:bCs/>
+                <w:color w:val="2B2318"/>
+                <w:sz w:val="28"/>
+                <w:szCs w:val="28"/>
+              </w:rPr>
+              <w:t xml:space="preserve">daraus</w:t>
+            </w:r>
+          </w:p>
+        </w:tc>
+        <w:tc>
+          <w:tcPr>
+            <w:tcW w:type="dxa" w:w="2551"/>
+            <w:tcBorders>
+              <w:top w:val="none" w:color="FFFFFF" w:sz="0"/>
+              <w:left w:val="none" w:color="FFFFFF" w:sz="0"/>
+              <w:bottom w:val="none" w:color="FFFFFF" w:sz="0"/>
+              <w:right w:val="none" w:color="FFFFFF" w:sz="0"/>
+            </w:tcBorders>
+            <w:shd w:fill="F4ECDE" w:color="auto" w:val="clear"/>
+            <w:tcMar>
+              <w:top w:type="dxa" w:w="90"/>
+              <w:left w:type="dxa" w:w="60"/>
+              <w:bottom w:type="dxa" w:w="90"/>
+              <w:right w:type="dxa" w:w="60"/>
+            </w:tcMar>
+            <w:vAlign w:val="center"/>
+          </w:tcPr>
+          <w:p>
+            <w:pPr>
+              <w:spacing w:after="0" w:before="0"/>
+              <w:jc w:val="center"/>
+            </w:pPr>
+            <w:r>
+              <w:rPr>
+                <w:rFonts w:ascii="Cambria" w:cs="Cambria" w:eastAsia="Cambria" w:hAnsi="Cambria"/>
+                <w:b/>
+                <w:bCs/>
+                <w:color w:val="2B2318"/>
+                <w:sz w:val="28"/>
+                <w:szCs w:val="28"/>
+              </w:rPr>
+              <w:t xml:space="preserve">danach</w:t>
             </w:r>
           </w:p>
         </w:tc>

--- a/Geschichte_11/Stunde_Kleisthenes/Mystery_Schnipsel_und_Hilfen.docx
+++ b/Geschichte_11/Stunde_Kleisthenes/Mystery_Schnipsel_und_Hilfen.docx
@@ -174,11 +174,22 @@
             <w:r>
               <w:rPr>
                 <w:rFonts w:ascii="Calibri" w:cs="Calibri" w:eastAsia="Calibri" w:hAnsi="Calibri"/>
+                <w:b/>
+                <w:bCs/>
+                <w:color w:val="AD4426"/>
+                <w:sz w:val="22"/>
+                <w:szCs w:val="22"/>
+              </w:rPr>
+              <w:t xml:space="preserve">____________ </w:t>
+            </w:r>
+            <w:r>
+              <w:rPr>
+                <w:rFonts w:ascii="Calibri" w:cs="Calibri" w:eastAsia="Calibri" w:hAnsi="Calibri"/>
                 <w:color w:val="2B2318"/>
                 <w:sz w:val="21"/>
                 <w:szCs w:val="21"/>
               </w:rPr>
-              <w:t xml:space="preserve">Aus den Trittyen bildet Kleisthenes zehn neue Phylen. Jede Phyle bekommt durch das Los je eine Trittys aus der Stadt, eine von der Küste und eine aus dem Binnenland. Die Anhänger von Lysias' Nachbarn wohnen in vielen Dörfern des Binnenlandes – nach der Reform gehören diese Dörfer zu verschiedenen Phylen.</w:t>
+              <w:t xml:space="preserve">bildet Kleisthenes zehn neue Phylen. Jede Phyle bekommt durch das Los je eine Trittys aus der Stadt, eine von der Küste und eine aus dem Binnenland. Die Anhänger von Lysias' Nachbarn wohnen in vielen Dörfern des Binnenlandes – nach der Reform gehören diese Dörfer zu verschiedenen Phylen.</w:t>
             </w:r>
           </w:p>
         </w:tc>
@@ -233,11 +244,22 @@
             <w:r>
               <w:rPr>
                 <w:rFonts w:ascii="Calibri" w:cs="Calibri" w:eastAsia="Calibri" w:hAnsi="Calibri"/>
+                <w:b/>
+                <w:bCs/>
+                <w:color w:val="AD4426"/>
+                <w:sz w:val="22"/>
+                <w:szCs w:val="22"/>
+              </w:rPr>
+              <w:t xml:space="preserve">____________ </w:t>
+            </w:r>
+            <w:r>
+              <w:rPr>
+                <w:rFonts w:ascii="Calibri" w:cs="Calibri" w:eastAsia="Calibri" w:hAnsi="Calibri"/>
                 <w:color w:val="2B2318"/>
                 <w:sz w:val="21"/>
                 <w:szCs w:val="21"/>
               </w:rPr>
-              <w:t xml:space="preserve">510 v. Chr. wird der Tyrann Hippias aus Athen vertrieben. Danach kämpfen zwei Adlige um die Führung: Isagoras und Kleisthenes aus der Familie der Alkmeoniden. Um gegen Isagoras zu gewinnen, sucht Kleisthenes die Unterstützung des Volkes.</w:t>
+              <w:t xml:space="preserve">wird 510 v. Chr. der Tyrann Hippias aus Athen vertrieben. Zwei Adlige kämpfen nun um die Führung: Isagoras und Kleisthenes aus der Familie der Alkmeoniden. Um gegen Isagoras zu gewinnen, sucht Kleisthenes die Unterstützung des Volkes.</w:t>
             </w:r>
           </w:p>
         </w:tc>
@@ -298,11 +320,22 @@
             <w:r>
               <w:rPr>
                 <w:rFonts w:ascii="Calibri" w:cs="Calibri" w:eastAsia="Calibri" w:hAnsi="Calibri"/>
+                <w:b/>
+                <w:bCs/>
+                <w:color w:val="AD4426"/>
+                <w:sz w:val="22"/>
+                <w:szCs w:val="22"/>
+              </w:rPr>
+              <w:t xml:space="preserve">____________ </w:t>
+            </w:r>
+            <w:r>
+              <w:rPr>
+                <w:rFonts w:ascii="Calibri" w:cs="Calibri" w:eastAsia="Calibri" w:hAnsi="Calibri"/>
                 <w:color w:val="2B2318"/>
                 <w:sz w:val="21"/>
                 <w:szCs w:val="21"/>
               </w:rPr>
-              <w:t xml:space="preserve">Mit dem Ostrakismos (Scherbengericht) kann das Volk einen Mann, der zu mächtig wird, für zehn Jahre aus Athen verbannen. Jeder Bürger ritzt dazu einen Namen auf eine Tonscherbe. Vermögen und Bürgerrecht behält der Verbannte.</w:t>
+              <w:t xml:space="preserve">kann das Volk mit dem Ostrakismos (Scherbengericht) einen Mann, der zu mächtig wird, für zehn Jahre aus Athen verbannen. Jeder Bürger ritzt dazu einen Namen auf eine Tonscherbe. Vermögen und Bürgerrecht behält der Verbannte.</w:t>
             </w:r>
           </w:p>
         </w:tc>
@@ -422,11 +455,22 @@
             <w:r>
               <w:rPr>
                 <w:rFonts w:ascii="Calibri" w:cs="Calibri" w:eastAsia="Calibri" w:hAnsi="Calibri"/>
+                <w:b/>
+                <w:bCs/>
+                <w:color w:val="AD4426"/>
+                <w:sz w:val="22"/>
+                <w:szCs w:val="22"/>
+              </w:rPr>
+              <w:t xml:space="preserve">____________ </w:t>
+            </w:r>
+            <w:r>
+              <w:rPr>
+                <w:rFonts w:ascii="Calibri" w:cs="Calibri" w:eastAsia="Calibri" w:hAnsi="Calibri"/>
                 <w:color w:val="2B2318"/>
                 <w:sz w:val="21"/>
                 <w:szCs w:val="21"/>
               </w:rPr>
-              <w:t xml:space="preserve">Kleisthenes teilt Attika in drei Gebiete: Stadt, Küste und Binnenland. Jedes Gebiet besteht aus zehn Bezirken, den Trittyen; jede Trittys umfasst mehrere Demen (Dorfgemeinden). Bürger ist, wer in der Liste seines Demos steht. Man nennt sich nach dem Demos – „Lysias aus Paiania“ –, nicht mehr nach Vater und Familie.</w:t>
+              <w:t xml:space="preserve">teilt Kleisthenes Attika in drei Gebiete ein: Stadt, Küste und Binnenland. Jedes Gebiet besteht aus zehn Bezirken, den Trittyen; jede Trittys umfasst mehrere Demen (Dorfgemeinden). Bürger ist, wer in der Liste seines Demos steht. Man nennt sich nach dem Demos – „Lysias aus Paiania“ –, nicht mehr nach Vater und Familie.</w:t>
             </w:r>
           </w:p>
         </w:tc>
@@ -481,11 +525,22 @@
             <w:r>
               <w:rPr>
                 <w:rFonts w:ascii="Calibri" w:cs="Calibri" w:eastAsia="Calibri" w:hAnsi="Calibri"/>
+                <w:b/>
+                <w:bCs/>
+                <w:color w:val="AD4426"/>
+                <w:sz w:val="22"/>
+                <w:szCs w:val="22"/>
+              </w:rPr>
+              <w:t xml:space="preserve">____________ </w:t>
+            </w:r>
+            <w:r>
+              <w:rPr>
+                <w:rFonts w:ascii="Calibri" w:cs="Calibri" w:eastAsia="Calibri" w:hAnsi="Calibri"/>
                 <w:color w:val="2B2318"/>
                 <w:sz w:val="21"/>
                 <w:szCs w:val="21"/>
               </w:rPr>
-              <w:t xml:space="preserve">Bisher waren alle Athener in vier alte Phylen eingeteilt, die nach Familien und Abstammung gebildet waren. Dort gaben die großen Adelsfamilien den Ton an: Wer zu einer Familie hielt, stimmte mit ihr. In der Volksversammlung wird offen mit Handzeichen abgestimmt – jeder sieht, wie sein Nachbar stimmt.</w:t>
+              <w:t xml:space="preserve">die großen Adelsfamilien geben in den vier alten Phylen den Ton an. Diese Phylen sind nach Familien und Abstammung gebildet: Wer zu einer Familie hält, stimmt mit ihr. In der Volksversammlung wird offen mit Handzeichen abgestimmt – jeder sieht, wie sein Nachbar stimmt.</w:t>
             </w:r>
           </w:p>
         </w:tc>
@@ -546,11 +601,22 @@
             <w:r>
               <w:rPr>
                 <w:rFonts w:ascii="Calibri" w:cs="Calibri" w:eastAsia="Calibri" w:hAnsi="Calibri"/>
+                <w:b/>
+                <w:bCs/>
+                <w:color w:val="AD4426"/>
+                <w:sz w:val="22"/>
+                <w:szCs w:val="22"/>
+              </w:rPr>
+              <w:t xml:space="preserve">____________ </w:t>
+            </w:r>
+            <w:r>
+              <w:rPr>
+                <w:rFonts w:ascii="Calibri" w:cs="Calibri" w:eastAsia="Calibri" w:hAnsi="Calibri"/>
                 <w:color w:val="2B2318"/>
                 <w:sz w:val="21"/>
                 <w:szCs w:val="21"/>
               </w:rPr>
-              <w:t xml:space="preserve">Lysias gehört jetzt zur Phyle Pandionis, zusammen mit Fischern von der Küste und Handwerkern aus der Stadt, die seinen Nachbarn gar nicht kennen. Jede Phyle schickt 50 Männer in den neuen Rat der 500, der die Volksversammlung vorbereitet. Auch das Heer wird nach Phylen aufgestellt: Lysias kämpft Seite an Seite mit Männern aus allen Gebieten.</w:t>
+              <w:t xml:space="preserve">gehört Lysias jetzt zur Phyle Pandionis, zusammen mit Fischern von der Küste und Handwerkern aus der Stadt, die seinen Nachbarn gar nicht kennen. Jede Phyle schickt 50 Männer in den neuen Rat der 500, der die Volksversammlung vorbereitet. Auch das Heer wird nach Phylen aufgestellt: Lysias kämpft Seite an Seite mit Männern aus allen Gebieten.</w:t>
             </w:r>
           </w:p>
         </w:tc>
@@ -605,11 +671,22 @@
             <w:r>
               <w:rPr>
                 <w:rFonts w:ascii="Calibri" w:cs="Calibri" w:eastAsia="Calibri" w:hAnsi="Calibri"/>
+                <w:b/>
+                <w:bCs/>
+                <w:color w:val="AD4426"/>
+                <w:sz w:val="22"/>
+                <w:szCs w:val="22"/>
+              </w:rPr>
+              <w:t xml:space="preserve">____________ </w:t>
+            </w:r>
+            <w:r>
+              <w:rPr>
+                <w:rFonts w:ascii="Calibri" w:cs="Calibri" w:eastAsia="Calibri" w:hAnsi="Calibri"/>
                 <w:color w:val="2B2318"/>
                 <w:sz w:val="21"/>
                 <w:szCs w:val="21"/>
               </w:rPr>
-              <w:t xml:space="preserve">Isagoras holt Truppen aus Sparta zu Hilfe, Kleisthenes muss Athen verlassen. Doch das Volk erhebt sich, belagert die Spartaner auf der Akropolis und zwingt sie zum Abzug. Kleisthenes kehrt zurück und setzt 508/07 v. Chr. seine Reform durch.</w:t>
+              <w:t xml:space="preserve">holt Isagoras Truppen aus Sparta zu Hilfe, und Kleisthenes muss Athen verlassen. Doch das Volk erhebt sich, belagert die Spartaner auf der Akropolis und zwingt sie zum Abzug. Kleisthenes kehrt zurück und setzt 508/07 v. Chr. seine Reform durch.</w:t>
             </w:r>
           </w:p>
         </w:tc>
@@ -639,7 +716,7 @@
           <w:sz w:val="19"/>
           <w:szCs w:val="19"/>
         </w:rPr>
-        <w:t xml:space="preserve">Schreibt sie zwischen die Abschnitte und streicht sie hier ab.</w:t>
+        <w:t xml:space="preserve">Schreibt das passende Wort in die Lücke am Anfang eines Abschnitts und streicht es hier ab. So entsteht ein richtiger Satz.</w:t>
       </w:r>
     </w:p>
     <w:tbl>
@@ -839,7 +916,7 @@
                 <w:sz w:val="28"/>
                 <w:szCs w:val="28"/>
               </w:rPr>
-              <w:t xml:space="preserve">deshalb</w:t>
+              <w:t xml:space="preserve">doch dann</w:t>
             </w:r>
           </w:p>
         </w:tc>
@@ -875,7 +952,7 @@
                 <w:sz w:val="28"/>
                 <w:szCs w:val="28"/>
               </w:rPr>
-              <w:t xml:space="preserve">doch dann</w:t>
+              <w:t xml:space="preserve">daraus</w:t>
             </w:r>
           </w:p>
         </w:tc>
@@ -911,7 +988,7 @@
                 <w:sz w:val="28"/>
                 <w:szCs w:val="28"/>
               </w:rPr>
-              <w:t xml:space="preserve">daraus</w:t>
+              <w:t xml:space="preserve">danach</w:t>
             </w:r>
           </w:p>
         </w:tc>
@@ -947,7 +1024,7 @@
                 <w:sz w:val="28"/>
                 <w:szCs w:val="28"/>
               </w:rPr>
-              <w:t xml:space="preserve">danach</w:t>
+              <w:t xml:space="preserve"/>
             </w:r>
           </w:p>
         </w:tc>
